--- a/lessons/8-3/downloads/reveal/teacher/8.3-exit-tickets.docx
+++ b/lessons/8-3/downloads/reveal/teacher/8.3-exit-tickets.docx
@@ -4,6 +4,7 @@
   <w:body>
     <w:p>
       <w:pPr>
+        <w:pStyle w:val="Heading1"/>
         <w:tabs>
           <w:tab w:val="left" w:pos="5200"/>
           <w:tab w:val="right" w:leader="underscore" w:pos="9504"/>
@@ -34,7 +35,7 @@
         <w:rPr>
           <w:rFonts w:ascii="Avenir Next" w:hAnsi="Avenir Next" w:cs="Avenir Next" w:eastAsia="Avenir Next"/>
           <w:color w:val="1A1A1A"/>
-          <w:sz w:val="18"/>
+          <w:sz w:val="22"/>
           <w:szCs w:val="18"/>
         </w:rPr>
         <w:t xml:space="preserve">Name</w:t>
@@ -119,25 +120,25 @@
                 <w:rFonts w:ascii="Avenir Next" w:hAnsi="Avenir Next" w:cs="Avenir Next" w:eastAsia="Avenir Next"/>
                 <w:b/>
                 <w:color w:val="1A1A1A"/>
+                <w:sz w:val="22"/>
+                <w:szCs w:val="20"/>
+              </w:rPr>
+              <w:t xml:space="preserve">1.</w:t>
+            </w:r>
+            <w:r>
+              <w:rPr>
+                <w:rFonts w:ascii="Avenir Next" w:hAnsi="Avenir Next" w:cs="Avenir Next" w:eastAsia="Avenir Next"/>
+                <w:color w:val="1A1A1A"/>
                 <w:sz w:val="20"/>
                 <w:szCs w:val="20"/>
               </w:rPr>
-              <w:t xml:space="preserve">1.</w:t>
-            </w:r>
-            <w:r>
-              <w:rPr>
-                <w:rFonts w:ascii="Avenir Next" w:hAnsi="Avenir Next" w:cs="Avenir Next" w:eastAsia="Avenir Next"/>
-                <w:color w:val="1A1A1A"/>
-                <w:sz w:val="20"/>
-                <w:szCs w:val="20"/>
-              </w:rPr>
               <w:tab/>
             </w:r>
             <w:r>
               <w:rPr>
                 <w:rFonts w:ascii="Avenir Next" w:hAnsi="Avenir Next" w:cs="Avenir Next" w:eastAsia="Avenir Next"/>
                 <w:color w:val="1A1A1A"/>
-                <w:sz w:val="20"/>
+                <w:sz w:val="22"/>
                 <w:szCs w:val="20"/>
               </w:rPr>
               <w:t xml:space="preserve">Solve each equation.</w:t>
@@ -192,25 +193,25 @@
                       <w:rFonts w:ascii="Avenir Next" w:hAnsi="Avenir Next" w:cs="Avenir Next" w:eastAsia="Avenir Next"/>
                       <w:b/>
                       <w:color w:val="003A70"/>
+                      <w:sz w:val="22"/>
+                      <w:szCs w:val="20"/>
+                    </w:rPr>
+                    <w:t xml:space="preserve">a.</w:t>
+                  </w:r>
+                  <w:r>
+                    <w:rPr>
+                      <w:rFonts w:ascii="Avenir Next" w:hAnsi="Avenir Next" w:cs="Avenir Next" w:eastAsia="Avenir Next"/>
+                      <w:color w:val="1A1A1A"/>
                       <w:sz w:val="20"/>
                       <w:szCs w:val="20"/>
                     </w:rPr>
-                    <w:t xml:space="preserve">a.</w:t>
-                  </w:r>
-                  <w:r>
-                    <w:rPr>
-                      <w:rFonts w:ascii="Avenir Next" w:hAnsi="Avenir Next" w:cs="Avenir Next" w:eastAsia="Avenir Next"/>
-                      <w:color w:val="1A1A1A"/>
-                      <w:sz w:val="20"/>
-                      <w:szCs w:val="20"/>
-                    </w:rPr>
                     <w:tab/>
                   </w:r>
                   <w:r>
                     <w:rPr>
                       <w:rFonts w:ascii="Avenir Next" w:hAnsi="Avenir Next" w:cs="Avenir Next" w:eastAsia="Avenir Next"/>
                       <w:color w:val="1A1A1A"/>
-                      <w:sz w:val="20"/>
+                      <w:sz w:val="22"/>
                       <w:szCs w:val="20"/>
                     </w:rPr>
                     <w:t xml:space="preserve">9</w:t>
@@ -220,7 +221,7 @@
                       <w:rFonts w:ascii="Avenir Next" w:hAnsi="Avenir Next" w:cs="Avenir Next" w:eastAsia="Avenir Next"/>
                       <w:i/>
                       <w:color w:val="1A1A1A"/>
-                      <w:sz w:val="20"/>
+                      <w:sz w:val="22"/>
                       <w:szCs w:val="20"/>
                     </w:rPr>
                     <w:t xml:space="preserve">x</w:t>
@@ -229,7 +230,7 @@
                     <w:rPr>
                       <w:rFonts w:ascii="Avenir Next" w:hAnsi="Avenir Next" w:cs="Avenir Next" w:eastAsia="Avenir Next"/>
                       <w:color w:val="1A1A1A"/>
-                      <w:sz w:val="20"/>
+                      <w:sz w:val="22"/>
                       <w:szCs w:val="20"/>
                     </w:rPr>
                     <w:t xml:space="preserve"> = 72</w:t>
@@ -273,25 +274,25 @@
                       <w:rFonts w:ascii="Avenir Next" w:hAnsi="Avenir Next" w:cs="Avenir Next" w:eastAsia="Avenir Next"/>
                       <w:b/>
                       <w:color w:val="003A70"/>
+                      <w:sz w:val="22"/>
+                      <w:szCs w:val="20"/>
+                    </w:rPr>
+                    <w:t xml:space="preserve">b.</w:t>
+                  </w:r>
+                  <w:r>
+                    <w:rPr>
+                      <w:rFonts w:ascii="Avenir Next" w:hAnsi="Avenir Next" w:cs="Avenir Next" w:eastAsia="Avenir Next"/>
+                      <w:color w:val="1A1A1A"/>
                       <w:sz w:val="20"/>
                       <w:szCs w:val="20"/>
                     </w:rPr>
-                    <w:t xml:space="preserve">b.</w:t>
-                  </w:r>
-                  <w:r>
-                    <w:rPr>
-                      <w:rFonts w:ascii="Avenir Next" w:hAnsi="Avenir Next" w:cs="Avenir Next" w:eastAsia="Avenir Next"/>
-                      <w:color w:val="1A1A1A"/>
-                      <w:sz w:val="20"/>
-                      <w:szCs w:val="20"/>
-                    </w:rPr>
                     <w:tab/>
                   </w:r>
                   <w:r>
                     <w:rPr>
                       <w:rFonts w:ascii="Avenir Next" w:hAnsi="Avenir Next" w:cs="Avenir Next" w:eastAsia="Avenir Next"/>
                       <w:color w:val="1A1A1A"/>
-                      <w:sz w:val="20"/>
+                      <w:sz w:val="22"/>
                       <w:szCs w:val="20"/>
                     </w:rPr>
                     <w:t xml:space="preserve">5</w:t>
@@ -301,7 +302,7 @@
                       <w:rFonts w:ascii="Avenir Next" w:hAnsi="Avenir Next" w:cs="Avenir Next" w:eastAsia="Avenir Next"/>
                       <w:i/>
                       <w:color w:val="1A1A1A"/>
-                      <w:sz w:val="20"/>
+                      <w:sz w:val="22"/>
                       <w:szCs w:val="20"/>
                     </w:rPr>
                     <w:t xml:space="preserve">k</w:t>
@@ -310,7 +311,7 @@
                     <w:rPr>
                       <w:rFonts w:ascii="Avenir Next" w:hAnsi="Avenir Next" w:cs="Avenir Next" w:eastAsia="Avenir Next"/>
                       <w:color w:val="1A1A1A"/>
-                      <w:sz w:val="20"/>
+                      <w:sz w:val="22"/>
                       <w:szCs w:val="20"/>
                     </w:rPr>
                     <w:t xml:space="preserve"> = 7.5</w:t>
@@ -403,25 +404,25 @@
                 <w:rFonts w:ascii="Avenir Next" w:hAnsi="Avenir Next" w:cs="Avenir Next" w:eastAsia="Avenir Next"/>
                 <w:b/>
                 <w:color w:val="1A1A1A"/>
+                <w:sz w:val="22"/>
+                <w:szCs w:val="20"/>
+              </w:rPr>
+              <w:t xml:space="preserve">2.</w:t>
+            </w:r>
+            <w:r>
+              <w:rPr>
+                <w:rFonts w:ascii="Avenir Next" w:hAnsi="Avenir Next" w:cs="Avenir Next" w:eastAsia="Avenir Next"/>
+                <w:color w:val="1A1A1A"/>
                 <w:sz w:val="20"/>
                 <w:szCs w:val="20"/>
               </w:rPr>
-              <w:t xml:space="preserve">2.</w:t>
-            </w:r>
-            <w:r>
-              <w:rPr>
-                <w:rFonts w:ascii="Avenir Next" w:hAnsi="Avenir Next" w:cs="Avenir Next" w:eastAsia="Avenir Next"/>
-                <w:color w:val="1A1A1A"/>
-                <w:sz w:val="20"/>
-                <w:szCs w:val="20"/>
-              </w:rPr>
               <w:tab/>
             </w:r>
             <w:r>
               <w:rPr>
                 <w:rFonts w:ascii="Avenir Next" w:hAnsi="Avenir Next" w:cs="Avenir Next" w:eastAsia="Avenir Next"/>
                 <w:color w:val="1A1A1A"/>
-                <w:sz w:val="20"/>
+                <w:sz w:val="22"/>
                 <w:szCs w:val="20"/>
               </w:rPr>
               <w:t xml:space="preserve">A team paid $96 for 8 tickets that each cost the same. Write and solve an equation for </w:t>
@@ -431,7 +432,7 @@
                 <w:rFonts w:ascii="Avenir Next" w:hAnsi="Avenir Next" w:cs="Avenir Next" w:eastAsia="Avenir Next"/>
                 <w:i/>
                 <w:color w:val="1A1A1A"/>
-                <w:sz w:val="20"/>
+                <w:sz w:val="22"/>
                 <w:szCs w:val="20"/>
               </w:rPr>
               <w:t xml:space="preserve">t</w:t>
@@ -440,7 +441,7 @@
               <w:rPr>
                 <w:rFonts w:ascii="Avenir Next" w:hAnsi="Avenir Next" w:cs="Avenir Next" w:eastAsia="Avenir Next"/>
                 <w:color w:val="1A1A1A"/>
-                <w:sz w:val="20"/>
+                <w:sz w:val="22"/>
                 <w:szCs w:val="20"/>
               </w:rPr>
               <w:t xml:space="preserve">, the cost of one ticket.</w:t>
@@ -517,7 +518,7 @@
                 <w:rFonts w:ascii="Avenir Next" w:hAnsi="Avenir Next" w:cs="Avenir Next" w:eastAsia="Avenir Next"/>
                 <w:b/>
                 <w:color w:val="1A1A1A"/>
-                <w:sz w:val="18"/>
+                <w:sz w:val="22"/>
                 <w:szCs w:val="18"/>
               </w:rPr>
               <w:t xml:space="preserve">Equation; t</w:t>
@@ -592,25 +593,25 @@
                 <w:rFonts w:ascii="Avenir Next" w:hAnsi="Avenir Next" w:cs="Avenir Next" w:eastAsia="Avenir Next"/>
                 <w:b/>
                 <w:color w:val="1A1A1A"/>
+                <w:sz w:val="22"/>
+                <w:szCs w:val="20"/>
+              </w:rPr>
+              <w:t xml:space="preserve">3.</w:t>
+            </w:r>
+            <w:r>
+              <w:rPr>
+                <w:rFonts w:ascii="Avenir Next" w:hAnsi="Avenir Next" w:cs="Avenir Next" w:eastAsia="Avenir Next"/>
+                <w:color w:val="1A1A1A"/>
                 <w:sz w:val="20"/>
                 <w:szCs w:val="20"/>
               </w:rPr>
-              <w:t xml:space="preserve">3.</w:t>
-            </w:r>
-            <w:r>
-              <w:rPr>
-                <w:rFonts w:ascii="Avenir Next" w:hAnsi="Avenir Next" w:cs="Avenir Next" w:eastAsia="Avenir Next"/>
-                <w:color w:val="1A1A1A"/>
-                <w:sz w:val="20"/>
-                <w:szCs w:val="20"/>
-              </w:rPr>
               <w:tab/>
             </w:r>
             <w:r>
               <w:rPr>
                 <w:rFonts w:ascii="Avenir Next" w:hAnsi="Avenir Next" w:cs="Avenir Next" w:eastAsia="Avenir Next"/>
                 <w:color w:val="1A1A1A"/>
-                <w:sz w:val="20"/>
+                <w:sz w:val="22"/>
                 <w:szCs w:val="20"/>
               </w:rPr>
               <w:t xml:space="preserve">In 6</w:t>
@@ -620,7 +621,7 @@
                 <w:rFonts w:ascii="Avenir Next" w:hAnsi="Avenir Next" w:cs="Avenir Next" w:eastAsia="Avenir Next"/>
                 <w:i/>
                 <w:color w:val="1A1A1A"/>
-                <w:sz w:val="20"/>
+                <w:sz w:val="22"/>
                 <w:szCs w:val="20"/>
               </w:rPr>
               <w:t xml:space="preserve">m</w:t>
@@ -629,7 +630,7 @@
               <w:rPr>
                 <w:rFonts w:ascii="Avenir Next" w:hAnsi="Avenir Next" w:cs="Avenir Next" w:eastAsia="Avenir Next"/>
                 <w:color w:val="1A1A1A"/>
-                <w:sz w:val="20"/>
+                <w:sz w:val="22"/>
                 <w:szCs w:val="20"/>
               </w:rPr>
               <w:t xml:space="preserve"> = 42, the 6 is the —</w:t>
@@ -685,25 +686,25 @@
                       <w:rFonts w:ascii="Avenir Next" w:hAnsi="Avenir Next" w:cs="Avenir Next" w:eastAsia="Avenir Next"/>
                       <w:b/>
                       <w:color w:val="003A70"/>
+                      <w:sz w:val="22"/>
+                      <w:szCs w:val="19"/>
+                    </w:rPr>
+                    <w:t xml:space="preserve">A</w:t>
+                  </w:r>
+                  <w:r>
+                    <w:rPr>
+                      <w:rFonts w:ascii="Avenir Next" w:hAnsi="Avenir Next" w:cs="Avenir Next" w:eastAsia="Avenir Next"/>
+                      <w:color w:val="1A1A1A"/>
                       <w:sz w:val="19"/>
                       <w:szCs w:val="19"/>
                     </w:rPr>
-                    <w:t xml:space="preserve">A</w:t>
-                  </w:r>
-                  <w:r>
-                    <w:rPr>
-                      <w:rFonts w:ascii="Avenir Next" w:hAnsi="Avenir Next" w:cs="Avenir Next" w:eastAsia="Avenir Next"/>
-                      <w:color w:val="1A1A1A"/>
-                      <w:sz w:val="19"/>
-                      <w:szCs w:val="19"/>
-                    </w:rPr>
                     <w:tab/>
                   </w:r>
                   <w:r>
                     <w:rPr>
                       <w:rFonts w:ascii="Avenir Next" w:hAnsi="Avenir Next" w:cs="Avenir Next" w:eastAsia="Avenir Next"/>
                       <w:color w:val="1A1A1A"/>
-                      <w:sz w:val="19"/>
+                      <w:sz w:val="22"/>
                       <w:szCs w:val="19"/>
                     </w:rPr>
                     <w:t xml:space="preserve">variable</w:t>
@@ -728,25 +729,25 @@
                       <w:rFonts w:ascii="Avenir Next" w:hAnsi="Avenir Next" w:cs="Avenir Next" w:eastAsia="Avenir Next"/>
                       <w:b/>
                       <w:color w:val="003A70"/>
+                      <w:sz w:val="22"/>
+                      <w:szCs w:val="19"/>
+                    </w:rPr>
+                    <w:t xml:space="preserve">B</w:t>
+                  </w:r>
+                  <w:r>
+                    <w:rPr>
+                      <w:rFonts w:ascii="Avenir Next" w:hAnsi="Avenir Next" w:cs="Avenir Next" w:eastAsia="Avenir Next"/>
+                      <w:color w:val="1A1A1A"/>
                       <w:sz w:val="19"/>
                       <w:szCs w:val="19"/>
                     </w:rPr>
-                    <w:t xml:space="preserve">B</w:t>
-                  </w:r>
-                  <w:r>
-                    <w:rPr>
-                      <w:rFonts w:ascii="Avenir Next" w:hAnsi="Avenir Next" w:cs="Avenir Next" w:eastAsia="Avenir Next"/>
-                      <w:color w:val="1A1A1A"/>
-                      <w:sz w:val="19"/>
-                      <w:szCs w:val="19"/>
-                    </w:rPr>
                     <w:tab/>
                   </w:r>
                   <w:r>
                     <w:rPr>
                       <w:rFonts w:ascii="Avenir Next" w:hAnsi="Avenir Next" w:cs="Avenir Next" w:eastAsia="Avenir Next"/>
                       <w:color w:val="1A1A1A"/>
-                      <w:sz w:val="19"/>
+                      <w:sz w:val="22"/>
                       <w:szCs w:val="19"/>
                     </w:rPr>
                     <w:t xml:space="preserve">coefficient</w:t>
@@ -771,25 +772,25 @@
                       <w:rFonts w:ascii="Avenir Next" w:hAnsi="Avenir Next" w:cs="Avenir Next" w:eastAsia="Avenir Next"/>
                       <w:b/>
                       <w:color w:val="003A70"/>
+                      <w:sz w:val="22"/>
+                      <w:szCs w:val="19"/>
+                    </w:rPr>
+                    <w:t xml:space="preserve">C</w:t>
+                  </w:r>
+                  <w:r>
+                    <w:rPr>
+                      <w:rFonts w:ascii="Avenir Next" w:hAnsi="Avenir Next" w:cs="Avenir Next" w:eastAsia="Avenir Next"/>
+                      <w:color w:val="1A1A1A"/>
                       <w:sz w:val="19"/>
                       <w:szCs w:val="19"/>
                     </w:rPr>
-                    <w:t xml:space="preserve">C</w:t>
-                  </w:r>
-                  <w:r>
-                    <w:rPr>
-                      <w:rFonts w:ascii="Avenir Next" w:hAnsi="Avenir Next" w:cs="Avenir Next" w:eastAsia="Avenir Next"/>
-                      <w:color w:val="1A1A1A"/>
-                      <w:sz w:val="19"/>
-                      <w:szCs w:val="19"/>
-                    </w:rPr>
                     <w:tab/>
                   </w:r>
                   <w:r>
                     <w:rPr>
                       <w:rFonts w:ascii="Avenir Next" w:hAnsi="Avenir Next" w:cs="Avenir Next" w:eastAsia="Avenir Next"/>
                       <w:color w:val="1A1A1A"/>
-                      <w:sz w:val="19"/>
+                      <w:sz w:val="22"/>
                       <w:szCs w:val="19"/>
                     </w:rPr>
                     <w:t xml:space="preserve">solution</w:t>
@@ -814,25 +815,25 @@
                       <w:rFonts w:ascii="Avenir Next" w:hAnsi="Avenir Next" w:cs="Avenir Next" w:eastAsia="Avenir Next"/>
                       <w:b/>
                       <w:color w:val="003A70"/>
+                      <w:sz w:val="22"/>
+                      <w:szCs w:val="19"/>
+                    </w:rPr>
+                    <w:t xml:space="preserve">D</w:t>
+                  </w:r>
+                  <w:r>
+                    <w:rPr>
+                      <w:rFonts w:ascii="Avenir Next" w:hAnsi="Avenir Next" w:cs="Avenir Next" w:eastAsia="Avenir Next"/>
+                      <w:color w:val="1A1A1A"/>
                       <w:sz w:val="19"/>
                       <w:szCs w:val="19"/>
                     </w:rPr>
-                    <w:t xml:space="preserve">D</w:t>
-                  </w:r>
-                  <w:r>
-                    <w:rPr>
-                      <w:rFonts w:ascii="Avenir Next" w:hAnsi="Avenir Next" w:cs="Avenir Next" w:eastAsia="Avenir Next"/>
-                      <w:color w:val="1A1A1A"/>
-                      <w:sz w:val="19"/>
-                      <w:szCs w:val="19"/>
-                    </w:rPr>
                     <w:tab/>
                   </w:r>
                   <w:r>
                     <w:rPr>
                       <w:rFonts w:ascii="Avenir Next" w:hAnsi="Avenir Next" w:cs="Avenir Next" w:eastAsia="Avenir Next"/>
                       <w:color w:val="1A1A1A"/>
-                      <w:sz w:val="19"/>
+                      <w:sz w:val="22"/>
                       <w:szCs w:val="19"/>
                     </w:rPr>
                     <w:t xml:space="preserve">total</w:t>
@@ -882,7 +883,7 @@
         <w:rPr>
           <w:rFonts w:ascii="Avenir Next" w:hAnsi="Avenir Next" w:cs="Avenir Next" w:eastAsia="Avenir Next"/>
           <w:color w:val="1A1A1A"/>
-          <w:sz w:val="17"/>
+          <w:sz w:val="22"/>
           <w:szCs w:val="17"/>
         </w:rPr>
         <w:t xml:space="preserve">  I got it</w:t>
@@ -900,7 +901,7 @@
         <w:rPr>
           <w:rFonts w:ascii="Avenir Next" w:hAnsi="Avenir Next" w:cs="Avenir Next" w:eastAsia="Avenir Next"/>
           <w:color w:val="1A1A1A"/>
-          <w:sz w:val="17"/>
+          <w:sz w:val="22"/>
           <w:szCs w:val="17"/>
         </w:rPr>
         <w:t xml:space="preserve">  Almost</w:t>
@@ -918,7 +919,7 @@
         <w:rPr>
           <w:rFonts w:ascii="Avenir Next" w:hAnsi="Avenir Next" w:cs="Avenir Next" w:eastAsia="Avenir Next"/>
           <w:color w:val="1A1A1A"/>
-          <w:sz w:val="17"/>
+          <w:sz w:val="22"/>
           <w:szCs w:val="17"/>
         </w:rPr>
         <w:t xml:space="preserve">  I need help</w:t>
@@ -975,7 +976,7 @@
         <w:rPr>
           <w:rFonts w:ascii="Avenir Next" w:hAnsi="Avenir Next" w:cs="Avenir Next" w:eastAsia="Avenir Next"/>
           <w:color w:val="1A1A1A"/>
-          <w:sz w:val="18"/>
+          <w:sz w:val="22"/>
           <w:szCs w:val="18"/>
         </w:rPr>
         <w:t xml:space="preserve">Name</w:t>
@@ -1060,25 +1061,25 @@
                 <w:rFonts w:ascii="Avenir Next" w:hAnsi="Avenir Next" w:cs="Avenir Next" w:eastAsia="Avenir Next"/>
                 <w:b/>
                 <w:color w:val="1A1A1A"/>
+                <w:sz w:val="22"/>
+                <w:szCs w:val="20"/>
+              </w:rPr>
+              <w:t xml:space="preserve">1.</w:t>
+            </w:r>
+            <w:r>
+              <w:rPr>
+                <w:rFonts w:ascii="Avenir Next" w:hAnsi="Avenir Next" w:cs="Avenir Next" w:eastAsia="Avenir Next"/>
+                <w:color w:val="1A1A1A"/>
                 <w:sz w:val="20"/>
                 <w:szCs w:val="20"/>
               </w:rPr>
-              <w:t xml:space="preserve">1.</w:t>
-            </w:r>
-            <w:r>
-              <w:rPr>
-                <w:rFonts w:ascii="Avenir Next" w:hAnsi="Avenir Next" w:cs="Avenir Next" w:eastAsia="Avenir Next"/>
-                <w:color w:val="1A1A1A"/>
-                <w:sz w:val="20"/>
-                <w:szCs w:val="20"/>
-              </w:rPr>
               <w:tab/>
             </w:r>
             <w:r>
               <w:rPr>
                 <w:rFonts w:ascii="Avenir Next" w:hAnsi="Avenir Next" w:cs="Avenir Next" w:eastAsia="Avenir Next"/>
                 <w:color w:val="1A1A1A"/>
-                <w:sz w:val="20"/>
+                <w:sz w:val="22"/>
                 <w:szCs w:val="20"/>
               </w:rPr>
               <w:t xml:space="preserve">Solve each equation.</w:t>
@@ -1133,25 +1134,25 @@
                       <w:rFonts w:ascii="Avenir Next" w:hAnsi="Avenir Next" w:cs="Avenir Next" w:eastAsia="Avenir Next"/>
                       <w:b/>
                       <w:color w:val="003A70"/>
+                      <w:sz w:val="22"/>
+                      <w:szCs w:val="20"/>
+                    </w:rPr>
+                    <w:t xml:space="preserve">a.</w:t>
+                  </w:r>
+                  <w:r>
+                    <w:rPr>
+                      <w:rFonts w:ascii="Avenir Next" w:hAnsi="Avenir Next" w:cs="Avenir Next" w:eastAsia="Avenir Next"/>
+                      <w:color w:val="1A1A1A"/>
                       <w:sz w:val="20"/>
                       <w:szCs w:val="20"/>
                     </w:rPr>
-                    <w:t xml:space="preserve">a.</w:t>
-                  </w:r>
-                  <w:r>
-                    <w:rPr>
-                      <w:rFonts w:ascii="Avenir Next" w:hAnsi="Avenir Next" w:cs="Avenir Next" w:eastAsia="Avenir Next"/>
-                      <w:color w:val="1A1A1A"/>
-                      <w:sz w:val="20"/>
-                      <w:szCs w:val="20"/>
-                    </w:rPr>
                     <w:tab/>
                   </w:r>
                   <w:r>
                     <w:rPr>
                       <w:rFonts w:ascii="Avenir Next" w:hAnsi="Avenir Next" w:cs="Avenir Next" w:eastAsia="Avenir Next"/>
                       <w:color w:val="1A1A1A"/>
-                      <w:sz w:val="20"/>
+                      <w:sz w:val="22"/>
                       <w:szCs w:val="20"/>
                     </w:rPr>
                     <w:t xml:space="preserve">9</w:t>
@@ -1161,7 +1162,7 @@
                       <w:rFonts w:ascii="Avenir Next" w:hAnsi="Avenir Next" w:cs="Avenir Next" w:eastAsia="Avenir Next"/>
                       <w:i/>
                       <w:color w:val="1A1A1A"/>
-                      <w:sz w:val="20"/>
+                      <w:sz w:val="22"/>
                       <w:szCs w:val="20"/>
                     </w:rPr>
                     <w:t xml:space="preserve">x</w:t>
@@ -1170,7 +1171,7 @@
                     <w:rPr>
                       <w:rFonts w:ascii="Avenir Next" w:hAnsi="Avenir Next" w:cs="Avenir Next" w:eastAsia="Avenir Next"/>
                       <w:color w:val="1A1A1A"/>
-                      <w:sz w:val="20"/>
+                      <w:sz w:val="22"/>
                       <w:szCs w:val="20"/>
                     </w:rPr>
                     <w:t xml:space="preserve"> = 72</w:t>
@@ -1214,25 +1215,25 @@
                       <w:rFonts w:ascii="Avenir Next" w:hAnsi="Avenir Next" w:cs="Avenir Next" w:eastAsia="Avenir Next"/>
                       <w:b/>
                       <w:color w:val="003A70"/>
+                      <w:sz w:val="22"/>
+                      <w:szCs w:val="20"/>
+                    </w:rPr>
+                    <w:t xml:space="preserve">b.</w:t>
+                  </w:r>
+                  <w:r>
+                    <w:rPr>
+                      <w:rFonts w:ascii="Avenir Next" w:hAnsi="Avenir Next" w:cs="Avenir Next" w:eastAsia="Avenir Next"/>
+                      <w:color w:val="1A1A1A"/>
                       <w:sz w:val="20"/>
                       <w:szCs w:val="20"/>
                     </w:rPr>
-                    <w:t xml:space="preserve">b.</w:t>
-                  </w:r>
-                  <w:r>
-                    <w:rPr>
-                      <w:rFonts w:ascii="Avenir Next" w:hAnsi="Avenir Next" w:cs="Avenir Next" w:eastAsia="Avenir Next"/>
-                      <w:color w:val="1A1A1A"/>
-                      <w:sz w:val="20"/>
-                      <w:szCs w:val="20"/>
-                    </w:rPr>
                     <w:tab/>
                   </w:r>
                   <w:r>
                     <w:rPr>
                       <w:rFonts w:ascii="Avenir Next" w:hAnsi="Avenir Next" w:cs="Avenir Next" w:eastAsia="Avenir Next"/>
                       <w:color w:val="1A1A1A"/>
-                      <w:sz w:val="20"/>
+                      <w:sz w:val="22"/>
                       <w:szCs w:val="20"/>
                     </w:rPr>
                     <w:t xml:space="preserve">5</w:t>
@@ -1242,7 +1243,7 @@
                       <w:rFonts w:ascii="Avenir Next" w:hAnsi="Avenir Next" w:cs="Avenir Next" w:eastAsia="Avenir Next"/>
                       <w:i/>
                       <w:color w:val="1A1A1A"/>
-                      <w:sz w:val="20"/>
+                      <w:sz w:val="22"/>
                       <w:szCs w:val="20"/>
                     </w:rPr>
                     <w:t xml:space="preserve">k</w:t>
@@ -1251,7 +1252,7 @@
                     <w:rPr>
                       <w:rFonts w:ascii="Avenir Next" w:hAnsi="Avenir Next" w:cs="Avenir Next" w:eastAsia="Avenir Next"/>
                       <w:color w:val="1A1A1A"/>
-                      <w:sz w:val="20"/>
+                      <w:sz w:val="22"/>
                       <w:szCs w:val="20"/>
                     </w:rPr>
                     <w:t xml:space="preserve"> = 7.5</w:t>
@@ -1344,25 +1345,25 @@
                 <w:rFonts w:ascii="Avenir Next" w:hAnsi="Avenir Next" w:cs="Avenir Next" w:eastAsia="Avenir Next"/>
                 <w:b/>
                 <w:color w:val="1A1A1A"/>
+                <w:sz w:val="22"/>
+                <w:szCs w:val="20"/>
+              </w:rPr>
+              <w:t xml:space="preserve">2.</w:t>
+            </w:r>
+            <w:r>
+              <w:rPr>
+                <w:rFonts w:ascii="Avenir Next" w:hAnsi="Avenir Next" w:cs="Avenir Next" w:eastAsia="Avenir Next"/>
+                <w:color w:val="1A1A1A"/>
                 <w:sz w:val="20"/>
                 <w:szCs w:val="20"/>
               </w:rPr>
-              <w:t xml:space="preserve">2.</w:t>
-            </w:r>
-            <w:r>
-              <w:rPr>
-                <w:rFonts w:ascii="Avenir Next" w:hAnsi="Avenir Next" w:cs="Avenir Next" w:eastAsia="Avenir Next"/>
-                <w:color w:val="1A1A1A"/>
-                <w:sz w:val="20"/>
-                <w:szCs w:val="20"/>
-              </w:rPr>
               <w:tab/>
             </w:r>
             <w:r>
               <w:rPr>
                 <w:rFonts w:ascii="Avenir Next" w:hAnsi="Avenir Next" w:cs="Avenir Next" w:eastAsia="Avenir Next"/>
                 <w:color w:val="1A1A1A"/>
-                <w:sz w:val="20"/>
+                <w:sz w:val="22"/>
                 <w:szCs w:val="20"/>
               </w:rPr>
               <w:t xml:space="preserve">A team paid $96 for 8 tickets that each cost the same. Write and solve an equation for </w:t>
@@ -1372,7 +1373,7 @@
                 <w:rFonts w:ascii="Avenir Next" w:hAnsi="Avenir Next" w:cs="Avenir Next" w:eastAsia="Avenir Next"/>
                 <w:i/>
                 <w:color w:val="1A1A1A"/>
-                <w:sz w:val="20"/>
+                <w:sz w:val="22"/>
                 <w:szCs w:val="20"/>
               </w:rPr>
               <w:t xml:space="preserve">t</w:t>
@@ -1381,7 +1382,7 @@
               <w:rPr>
                 <w:rFonts w:ascii="Avenir Next" w:hAnsi="Avenir Next" w:cs="Avenir Next" w:eastAsia="Avenir Next"/>
                 <w:color w:val="1A1A1A"/>
-                <w:sz w:val="20"/>
+                <w:sz w:val="22"/>
                 <w:szCs w:val="20"/>
               </w:rPr>
               <w:t xml:space="preserve">, the cost of one ticket.</w:t>
@@ -1458,7 +1459,7 @@
                 <w:rFonts w:ascii="Avenir Next" w:hAnsi="Avenir Next" w:cs="Avenir Next" w:eastAsia="Avenir Next"/>
                 <w:b/>
                 <w:color w:val="1A1A1A"/>
-                <w:sz w:val="18"/>
+                <w:sz w:val="22"/>
                 <w:szCs w:val="18"/>
               </w:rPr>
               <w:t xml:space="preserve">Equation; t</w:t>
@@ -1533,25 +1534,25 @@
                 <w:rFonts w:ascii="Avenir Next" w:hAnsi="Avenir Next" w:cs="Avenir Next" w:eastAsia="Avenir Next"/>
                 <w:b/>
                 <w:color w:val="1A1A1A"/>
+                <w:sz w:val="22"/>
+                <w:szCs w:val="20"/>
+              </w:rPr>
+              <w:t xml:space="preserve">3.</w:t>
+            </w:r>
+            <w:r>
+              <w:rPr>
+                <w:rFonts w:ascii="Avenir Next" w:hAnsi="Avenir Next" w:cs="Avenir Next" w:eastAsia="Avenir Next"/>
+                <w:color w:val="1A1A1A"/>
                 <w:sz w:val="20"/>
                 <w:szCs w:val="20"/>
               </w:rPr>
-              <w:t xml:space="preserve">3.</w:t>
-            </w:r>
-            <w:r>
-              <w:rPr>
-                <w:rFonts w:ascii="Avenir Next" w:hAnsi="Avenir Next" w:cs="Avenir Next" w:eastAsia="Avenir Next"/>
-                <w:color w:val="1A1A1A"/>
-                <w:sz w:val="20"/>
-                <w:szCs w:val="20"/>
-              </w:rPr>
               <w:tab/>
             </w:r>
             <w:r>
               <w:rPr>
                 <w:rFonts w:ascii="Avenir Next" w:hAnsi="Avenir Next" w:cs="Avenir Next" w:eastAsia="Avenir Next"/>
                 <w:color w:val="1A1A1A"/>
-                <w:sz w:val="20"/>
+                <w:sz w:val="22"/>
                 <w:szCs w:val="20"/>
               </w:rPr>
               <w:t xml:space="preserve">In 6</w:t>
@@ -1561,7 +1562,7 @@
                 <w:rFonts w:ascii="Avenir Next" w:hAnsi="Avenir Next" w:cs="Avenir Next" w:eastAsia="Avenir Next"/>
                 <w:i/>
                 <w:color w:val="1A1A1A"/>
-                <w:sz w:val="20"/>
+                <w:sz w:val="22"/>
                 <w:szCs w:val="20"/>
               </w:rPr>
               <w:t xml:space="preserve">m</w:t>
@@ -1570,7 +1571,7 @@
               <w:rPr>
                 <w:rFonts w:ascii="Avenir Next" w:hAnsi="Avenir Next" w:cs="Avenir Next" w:eastAsia="Avenir Next"/>
                 <w:color w:val="1A1A1A"/>
-                <w:sz w:val="20"/>
+                <w:sz w:val="22"/>
                 <w:szCs w:val="20"/>
               </w:rPr>
               <w:t xml:space="preserve"> = 42, the 6 is the —</w:t>
@@ -1626,25 +1627,25 @@
                       <w:rFonts w:ascii="Avenir Next" w:hAnsi="Avenir Next" w:cs="Avenir Next" w:eastAsia="Avenir Next"/>
                       <w:b/>
                       <w:color w:val="003A70"/>
+                      <w:sz w:val="22"/>
+                      <w:szCs w:val="19"/>
+                    </w:rPr>
+                    <w:t xml:space="preserve">A</w:t>
+                  </w:r>
+                  <w:r>
+                    <w:rPr>
+                      <w:rFonts w:ascii="Avenir Next" w:hAnsi="Avenir Next" w:cs="Avenir Next" w:eastAsia="Avenir Next"/>
+                      <w:color w:val="1A1A1A"/>
                       <w:sz w:val="19"/>
                       <w:szCs w:val="19"/>
                     </w:rPr>
-                    <w:t xml:space="preserve">A</w:t>
-                  </w:r>
-                  <w:r>
-                    <w:rPr>
-                      <w:rFonts w:ascii="Avenir Next" w:hAnsi="Avenir Next" w:cs="Avenir Next" w:eastAsia="Avenir Next"/>
-                      <w:color w:val="1A1A1A"/>
-                      <w:sz w:val="19"/>
-                      <w:szCs w:val="19"/>
-                    </w:rPr>
                     <w:tab/>
                   </w:r>
                   <w:r>
                     <w:rPr>
                       <w:rFonts w:ascii="Avenir Next" w:hAnsi="Avenir Next" w:cs="Avenir Next" w:eastAsia="Avenir Next"/>
                       <w:color w:val="1A1A1A"/>
-                      <w:sz w:val="19"/>
+                      <w:sz w:val="22"/>
                       <w:szCs w:val="19"/>
                     </w:rPr>
                     <w:t xml:space="preserve">variable</w:t>
@@ -1669,25 +1670,25 @@
                       <w:rFonts w:ascii="Avenir Next" w:hAnsi="Avenir Next" w:cs="Avenir Next" w:eastAsia="Avenir Next"/>
                       <w:b/>
                       <w:color w:val="003A70"/>
+                      <w:sz w:val="22"/>
+                      <w:szCs w:val="19"/>
+                    </w:rPr>
+                    <w:t xml:space="preserve">B</w:t>
+                  </w:r>
+                  <w:r>
+                    <w:rPr>
+                      <w:rFonts w:ascii="Avenir Next" w:hAnsi="Avenir Next" w:cs="Avenir Next" w:eastAsia="Avenir Next"/>
+                      <w:color w:val="1A1A1A"/>
                       <w:sz w:val="19"/>
                       <w:szCs w:val="19"/>
                     </w:rPr>
-                    <w:t xml:space="preserve">B</w:t>
-                  </w:r>
-                  <w:r>
-                    <w:rPr>
-                      <w:rFonts w:ascii="Avenir Next" w:hAnsi="Avenir Next" w:cs="Avenir Next" w:eastAsia="Avenir Next"/>
-                      <w:color w:val="1A1A1A"/>
-                      <w:sz w:val="19"/>
-                      <w:szCs w:val="19"/>
-                    </w:rPr>
                     <w:tab/>
                   </w:r>
                   <w:r>
                     <w:rPr>
                       <w:rFonts w:ascii="Avenir Next" w:hAnsi="Avenir Next" w:cs="Avenir Next" w:eastAsia="Avenir Next"/>
                       <w:color w:val="1A1A1A"/>
-                      <w:sz w:val="19"/>
+                      <w:sz w:val="22"/>
                       <w:szCs w:val="19"/>
                     </w:rPr>
                     <w:t xml:space="preserve">coefficient</w:t>
@@ -1712,25 +1713,25 @@
                       <w:rFonts w:ascii="Avenir Next" w:hAnsi="Avenir Next" w:cs="Avenir Next" w:eastAsia="Avenir Next"/>
                       <w:b/>
                       <w:color w:val="003A70"/>
+                      <w:sz w:val="22"/>
+                      <w:szCs w:val="19"/>
+                    </w:rPr>
+                    <w:t xml:space="preserve">C</w:t>
+                  </w:r>
+                  <w:r>
+                    <w:rPr>
+                      <w:rFonts w:ascii="Avenir Next" w:hAnsi="Avenir Next" w:cs="Avenir Next" w:eastAsia="Avenir Next"/>
+                      <w:color w:val="1A1A1A"/>
                       <w:sz w:val="19"/>
                       <w:szCs w:val="19"/>
                     </w:rPr>
-                    <w:t xml:space="preserve">C</w:t>
-                  </w:r>
-                  <w:r>
-                    <w:rPr>
-                      <w:rFonts w:ascii="Avenir Next" w:hAnsi="Avenir Next" w:cs="Avenir Next" w:eastAsia="Avenir Next"/>
-                      <w:color w:val="1A1A1A"/>
-                      <w:sz w:val="19"/>
-                      <w:szCs w:val="19"/>
-                    </w:rPr>
                     <w:tab/>
                   </w:r>
                   <w:r>
                     <w:rPr>
                       <w:rFonts w:ascii="Avenir Next" w:hAnsi="Avenir Next" w:cs="Avenir Next" w:eastAsia="Avenir Next"/>
                       <w:color w:val="1A1A1A"/>
-                      <w:sz w:val="19"/>
+                      <w:sz w:val="22"/>
                       <w:szCs w:val="19"/>
                     </w:rPr>
                     <w:t xml:space="preserve">solution</w:t>
@@ -1755,25 +1756,25 @@
                       <w:rFonts w:ascii="Avenir Next" w:hAnsi="Avenir Next" w:cs="Avenir Next" w:eastAsia="Avenir Next"/>
                       <w:b/>
                       <w:color w:val="003A70"/>
+                      <w:sz w:val="22"/>
+                      <w:szCs w:val="19"/>
+                    </w:rPr>
+                    <w:t xml:space="preserve">D</w:t>
+                  </w:r>
+                  <w:r>
+                    <w:rPr>
+                      <w:rFonts w:ascii="Avenir Next" w:hAnsi="Avenir Next" w:cs="Avenir Next" w:eastAsia="Avenir Next"/>
+                      <w:color w:val="1A1A1A"/>
                       <w:sz w:val="19"/>
                       <w:szCs w:val="19"/>
                     </w:rPr>
-                    <w:t xml:space="preserve">D</w:t>
-                  </w:r>
-                  <w:r>
-                    <w:rPr>
-                      <w:rFonts w:ascii="Avenir Next" w:hAnsi="Avenir Next" w:cs="Avenir Next" w:eastAsia="Avenir Next"/>
-                      <w:color w:val="1A1A1A"/>
-                      <w:sz w:val="19"/>
-                      <w:szCs w:val="19"/>
-                    </w:rPr>
                     <w:tab/>
                   </w:r>
                   <w:r>
                     <w:rPr>
                       <w:rFonts w:ascii="Avenir Next" w:hAnsi="Avenir Next" w:cs="Avenir Next" w:eastAsia="Avenir Next"/>
                       <w:color w:val="1A1A1A"/>
-                      <w:sz w:val="19"/>
+                      <w:sz w:val="22"/>
                       <w:szCs w:val="19"/>
                     </w:rPr>
                     <w:t xml:space="preserve">total</w:t>
@@ -1823,7 +1824,7 @@
         <w:rPr>
           <w:rFonts w:ascii="Avenir Next" w:hAnsi="Avenir Next" w:cs="Avenir Next" w:eastAsia="Avenir Next"/>
           <w:color w:val="1A1A1A"/>
-          <w:sz w:val="17"/>
+          <w:sz w:val="22"/>
           <w:szCs w:val="17"/>
         </w:rPr>
         <w:t xml:space="preserve">  I got it</w:t>
@@ -1841,7 +1842,7 @@
         <w:rPr>
           <w:rFonts w:ascii="Avenir Next" w:hAnsi="Avenir Next" w:cs="Avenir Next" w:eastAsia="Avenir Next"/>
           <w:color w:val="1A1A1A"/>
-          <w:sz w:val="17"/>
+          <w:sz w:val="22"/>
           <w:szCs w:val="17"/>
         </w:rPr>
         <w:t xml:space="preserve">  Almost</w:t>
@@ -1859,7 +1860,7 @@
         <w:rPr>
           <w:rFonts w:ascii="Avenir Next" w:hAnsi="Avenir Next" w:cs="Avenir Next" w:eastAsia="Avenir Next"/>
           <w:color w:val="1A1A1A"/>
-          <w:sz w:val="17"/>
+          <w:sz w:val="22"/>
           <w:szCs w:val="17"/>
         </w:rPr>
         <w:t xml:space="preserve">  I need help</w:t>
@@ -1898,7 +1899,7 @@
         <w:rPr>
           <w:rFonts w:ascii="Avenir Next" w:hAnsi="Avenir Next" w:cs="Avenir Next" w:eastAsia="Avenir Next"/>
           <w:color w:val="1A1A1A"/>
-          <w:sz w:val="18"/>
+          <w:sz w:val="22"/>
           <w:szCs w:val="18"/>
         </w:rPr>
         <w:t xml:space="preserve">Name</w:t>
@@ -1983,25 +1984,25 @@
                 <w:rFonts w:ascii="Avenir Next" w:hAnsi="Avenir Next" w:cs="Avenir Next" w:eastAsia="Avenir Next"/>
                 <w:b/>
                 <w:color w:val="1A1A1A"/>
+                <w:sz w:val="22"/>
+                <w:szCs w:val="20"/>
+              </w:rPr>
+              <w:t xml:space="preserve">1.</w:t>
+            </w:r>
+            <w:r>
+              <w:rPr>
+                <w:rFonts w:ascii="Avenir Next" w:hAnsi="Avenir Next" w:cs="Avenir Next" w:eastAsia="Avenir Next"/>
+                <w:color w:val="1A1A1A"/>
                 <w:sz w:val="20"/>
                 <w:szCs w:val="20"/>
               </w:rPr>
-              <w:t xml:space="preserve">1.</w:t>
-            </w:r>
-            <w:r>
-              <w:rPr>
-                <w:rFonts w:ascii="Avenir Next" w:hAnsi="Avenir Next" w:cs="Avenir Next" w:eastAsia="Avenir Next"/>
-                <w:color w:val="1A1A1A"/>
-                <w:sz w:val="20"/>
-                <w:szCs w:val="20"/>
-              </w:rPr>
               <w:tab/>
             </w:r>
             <w:r>
               <w:rPr>
                 <w:rFonts w:ascii="Avenir Next" w:hAnsi="Avenir Next" w:cs="Avenir Next" w:eastAsia="Avenir Next"/>
                 <w:color w:val="1A1A1A"/>
-                <w:sz w:val="20"/>
+                <w:sz w:val="22"/>
                 <w:szCs w:val="20"/>
               </w:rPr>
               <w:t xml:space="preserve">Solve each equation.</w:t>
@@ -2056,18 +2057,18 @@
                       <w:rFonts w:ascii="Avenir Next" w:hAnsi="Avenir Next" w:cs="Avenir Next" w:eastAsia="Avenir Next"/>
                       <w:b/>
                       <w:color w:val="003A70"/>
+                      <w:sz w:val="22"/>
+                      <w:szCs w:val="20"/>
+                    </w:rPr>
+                    <w:t xml:space="preserve">a.</w:t>
+                  </w:r>
+                  <w:r>
+                    <w:rPr>
+                      <w:rFonts w:ascii="Avenir Next" w:hAnsi="Avenir Next" w:cs="Avenir Next" w:eastAsia="Avenir Next"/>
+                      <w:color w:val="1A1A1A"/>
                       <w:sz w:val="20"/>
                       <w:szCs w:val="20"/>
                     </w:rPr>
-                    <w:t xml:space="preserve">a.</w:t>
-                  </w:r>
-                  <w:r>
-                    <w:rPr>
-                      <w:rFonts w:ascii="Avenir Next" w:hAnsi="Avenir Next" w:cs="Avenir Next" w:eastAsia="Avenir Next"/>
-                      <w:color w:val="1A1A1A"/>
-                      <w:sz w:val="20"/>
-                      <w:szCs w:val="20"/>
-                    </w:rPr>
                     <w:tab/>
                   </w:r>
                   <w:r>
@@ -2075,7 +2076,7 @@
                       <w:rFonts w:ascii="Avenir Next" w:hAnsi="Avenir Next" w:cs="Avenir Next" w:eastAsia="Avenir Next"/>
                       <w:i/>
                       <w:color w:val="1A1A1A"/>
-                      <w:sz w:val="20"/>
+                      <w:sz w:val="22"/>
                       <w:szCs w:val="20"/>
                     </w:rPr>
                     <w:t xml:space="preserve">n</w:t>
@@ -2084,7 +2085,7 @@
                     <w:rPr>
                       <w:rFonts w:ascii="Avenir Next" w:hAnsi="Avenir Next" w:cs="Avenir Next" w:eastAsia="Avenir Next"/>
                       <w:color w:val="1A1A1A"/>
-                      <w:sz w:val="20"/>
+                      <w:sz w:val="22"/>
                       <w:szCs w:val="20"/>
                     </w:rPr>
                     <w:t xml:space="preserve"> ÷ 6 = 8</w:t>
@@ -2128,18 +2129,18 @@
                       <w:rFonts w:ascii="Avenir Next" w:hAnsi="Avenir Next" w:cs="Avenir Next" w:eastAsia="Avenir Next"/>
                       <w:b/>
                       <w:color w:val="003A70"/>
+                      <w:sz w:val="22"/>
+                      <w:szCs w:val="20"/>
+                    </w:rPr>
+                    <w:t xml:space="preserve">b.</w:t>
+                  </w:r>
+                  <w:r>
+                    <w:rPr>
+                      <w:rFonts w:ascii="Avenir Next" w:hAnsi="Avenir Next" w:cs="Avenir Next" w:eastAsia="Avenir Next"/>
+                      <w:color w:val="1A1A1A"/>
                       <w:sz w:val="20"/>
                       <w:szCs w:val="20"/>
                     </w:rPr>
-                    <w:t xml:space="preserve">b.</w:t>
-                  </w:r>
-                  <w:r>
-                    <w:rPr>
-                      <w:rFonts w:ascii="Avenir Next" w:hAnsi="Avenir Next" w:cs="Avenir Next" w:eastAsia="Avenir Next"/>
-                      <w:color w:val="1A1A1A"/>
-                      <w:sz w:val="20"/>
-                      <w:szCs w:val="20"/>
-                    </w:rPr>
                     <w:tab/>
                   </w:r>
                   <w:r>
@@ -2147,7 +2148,7 @@
                       <w:rFonts w:ascii="Avenir Next" w:hAnsi="Avenir Next" w:cs="Avenir Next" w:eastAsia="Avenir Next"/>
                       <w:i/>
                       <w:color w:val="1A1A1A"/>
-                      <w:sz w:val="20"/>
+                      <w:sz w:val="22"/>
                       <w:szCs w:val="20"/>
                     </w:rPr>
                     <w:t xml:space="preserve">k</w:t>
@@ -2156,7 +2157,7 @@
                     <w:rPr>
                       <w:rFonts w:ascii="Avenir Next" w:hAnsi="Avenir Next" w:cs="Avenir Next" w:eastAsia="Avenir Next"/>
                       <w:color w:val="1A1A1A"/>
-                      <w:sz w:val="20"/>
+                      <w:sz w:val="22"/>
                       <w:szCs w:val="20"/>
                     </w:rPr>
                     <w:t xml:space="preserve"> ÷ 4 = 2.5</w:t>
@@ -2249,25 +2250,25 @@
                 <w:rFonts w:ascii="Avenir Next" w:hAnsi="Avenir Next" w:cs="Avenir Next" w:eastAsia="Avenir Next"/>
                 <w:b/>
                 <w:color w:val="1A1A1A"/>
+                <w:sz w:val="22"/>
+                <w:szCs w:val="20"/>
+              </w:rPr>
+              <w:t xml:space="preserve">2.</w:t>
+            </w:r>
+            <w:r>
+              <w:rPr>
+                <w:rFonts w:ascii="Avenir Next" w:hAnsi="Avenir Next" w:cs="Avenir Next" w:eastAsia="Avenir Next"/>
+                <w:color w:val="1A1A1A"/>
                 <w:sz w:val="20"/>
                 <w:szCs w:val="20"/>
               </w:rPr>
-              <w:t xml:space="preserve">2.</w:t>
-            </w:r>
-            <w:r>
-              <w:rPr>
-                <w:rFonts w:ascii="Avenir Next" w:hAnsi="Avenir Next" w:cs="Avenir Next" w:eastAsia="Avenir Next"/>
-                <w:color w:val="1A1A1A"/>
-                <w:sz w:val="20"/>
-                <w:szCs w:val="20"/>
-              </w:rPr>
               <w:tab/>
             </w:r>
             <w:r>
               <w:rPr>
                 <w:rFonts w:ascii="Avenir Next" w:hAnsi="Avenir Next" w:cs="Avenir Next" w:eastAsia="Avenir Next"/>
                 <w:color w:val="1A1A1A"/>
-                <w:sz w:val="20"/>
+                <w:sz w:val="22"/>
                 <w:szCs w:val="20"/>
               </w:rPr>
               <w:t xml:space="preserve">A rope is cut into 5 equal pieces. Each piece is 3.5 m long. Write and solve a division equation for </w:t>
@@ -2277,7 +2278,7 @@
                 <w:rFonts w:ascii="Avenir Next" w:hAnsi="Avenir Next" w:cs="Avenir Next" w:eastAsia="Avenir Next"/>
                 <w:i/>
                 <w:color w:val="1A1A1A"/>
-                <w:sz w:val="20"/>
+                <w:sz w:val="22"/>
                 <w:szCs w:val="20"/>
               </w:rPr>
               <w:t xml:space="preserve">r</w:t>
@@ -2286,7 +2287,7 @@
               <w:rPr>
                 <w:rFonts w:ascii="Avenir Next" w:hAnsi="Avenir Next" w:cs="Avenir Next" w:eastAsia="Avenir Next"/>
                 <w:color w:val="1A1A1A"/>
-                <w:sz w:val="20"/>
+                <w:sz w:val="22"/>
                 <w:szCs w:val="20"/>
               </w:rPr>
               <w:t xml:space="preserve">, the whole rope.</w:t>
@@ -2363,7 +2364,7 @@
                 <w:rFonts w:ascii="Avenir Next" w:hAnsi="Avenir Next" w:cs="Avenir Next" w:eastAsia="Avenir Next"/>
                 <w:b/>
                 <w:color w:val="1A1A1A"/>
-                <w:sz w:val="18"/>
+                <w:sz w:val="22"/>
                 <w:szCs w:val="18"/>
               </w:rPr>
               <w:t xml:space="preserve">Equation; r</w:t>
@@ -2438,25 +2439,25 @@
                 <w:rFonts w:ascii="Avenir Next" w:hAnsi="Avenir Next" w:cs="Avenir Next" w:eastAsia="Avenir Next"/>
                 <w:b/>
                 <w:color w:val="1A1A1A"/>
+                <w:sz w:val="22"/>
+                <w:szCs w:val="20"/>
+              </w:rPr>
+              <w:t xml:space="preserve">3.</w:t>
+            </w:r>
+            <w:r>
+              <w:rPr>
+                <w:rFonts w:ascii="Avenir Next" w:hAnsi="Avenir Next" w:cs="Avenir Next" w:eastAsia="Avenir Next"/>
+                <w:color w:val="1A1A1A"/>
                 <w:sz w:val="20"/>
                 <w:szCs w:val="20"/>
               </w:rPr>
-              <w:t xml:space="preserve">3.</w:t>
-            </w:r>
-            <w:r>
-              <w:rPr>
-                <w:rFonts w:ascii="Avenir Next" w:hAnsi="Avenir Next" w:cs="Avenir Next" w:eastAsia="Avenir Next"/>
-                <w:color w:val="1A1A1A"/>
-                <w:sz w:val="20"/>
-                <w:szCs w:val="20"/>
-              </w:rPr>
               <w:tab/>
             </w:r>
             <w:r>
               <w:rPr>
                 <w:rFonts w:ascii="Avenir Next" w:hAnsi="Avenir Next" w:cs="Avenir Next" w:eastAsia="Avenir Next"/>
                 <w:color w:val="1A1A1A"/>
-                <w:sz w:val="20"/>
+                <w:sz w:val="22"/>
                 <w:szCs w:val="20"/>
               </w:rPr>
               <w:t xml:space="preserve">Which step solves </w:t>
@@ -2466,7 +2467,7 @@
                 <w:rFonts w:ascii="Avenir Next" w:hAnsi="Avenir Next" w:cs="Avenir Next" w:eastAsia="Avenir Next"/>
                 <w:i/>
                 <w:color w:val="1A1A1A"/>
-                <w:sz w:val="20"/>
+                <w:sz w:val="22"/>
                 <w:szCs w:val="20"/>
               </w:rPr>
               <w:t xml:space="preserve">h</w:t>
@@ -2475,7 +2476,7 @@
               <w:rPr>
                 <w:rFonts w:ascii="Avenir Next" w:hAnsi="Avenir Next" w:cs="Avenir Next" w:eastAsia="Avenir Next"/>
                 <w:color w:val="1A1A1A"/>
-                <w:sz w:val="20"/>
+                <w:sz w:val="22"/>
                 <w:szCs w:val="20"/>
               </w:rPr>
               <w:t xml:space="preserve"> ÷ 5 = 20?</w:t>
@@ -2529,25 +2530,25 @@
                       <w:rFonts w:ascii="Avenir Next" w:hAnsi="Avenir Next" w:cs="Avenir Next" w:eastAsia="Avenir Next"/>
                       <w:b/>
                       <w:color w:val="003A70"/>
+                      <w:sz w:val="22"/>
+                      <w:szCs w:val="19"/>
+                    </w:rPr>
+                    <w:t xml:space="preserve">A</w:t>
+                  </w:r>
+                  <w:r>
+                    <w:rPr>
+                      <w:rFonts w:ascii="Avenir Next" w:hAnsi="Avenir Next" w:cs="Avenir Next" w:eastAsia="Avenir Next"/>
+                      <w:color w:val="1A1A1A"/>
                       <w:sz w:val="19"/>
                       <w:szCs w:val="19"/>
                     </w:rPr>
-                    <w:t xml:space="preserve">A</w:t>
-                  </w:r>
-                  <w:r>
-                    <w:rPr>
-                      <w:rFonts w:ascii="Avenir Next" w:hAnsi="Avenir Next" w:cs="Avenir Next" w:eastAsia="Avenir Next"/>
-                      <w:color w:val="1A1A1A"/>
-                      <w:sz w:val="19"/>
-                      <w:szCs w:val="19"/>
-                    </w:rPr>
                     <w:tab/>
                   </w:r>
                   <w:r>
                     <w:rPr>
                       <w:rFonts w:ascii="Avenir Next" w:hAnsi="Avenir Next" w:cs="Avenir Next" w:eastAsia="Avenir Next"/>
                       <w:color w:val="1A1A1A"/>
-                      <w:sz w:val="19"/>
+                      <w:sz w:val="22"/>
                       <w:szCs w:val="19"/>
                     </w:rPr>
                     <w:t xml:space="preserve">divide both sides by 5</w:t>
@@ -2572,25 +2573,25 @@
                       <w:rFonts w:ascii="Avenir Next" w:hAnsi="Avenir Next" w:cs="Avenir Next" w:eastAsia="Avenir Next"/>
                       <w:b/>
                       <w:color w:val="003A70"/>
+                      <w:sz w:val="22"/>
+                      <w:szCs w:val="19"/>
+                    </w:rPr>
+                    <w:t xml:space="preserve">B</w:t>
+                  </w:r>
+                  <w:r>
+                    <w:rPr>
+                      <w:rFonts w:ascii="Avenir Next" w:hAnsi="Avenir Next" w:cs="Avenir Next" w:eastAsia="Avenir Next"/>
+                      <w:color w:val="1A1A1A"/>
                       <w:sz w:val="19"/>
                       <w:szCs w:val="19"/>
                     </w:rPr>
-                    <w:t xml:space="preserve">B</w:t>
-                  </w:r>
-                  <w:r>
-                    <w:rPr>
-                      <w:rFonts w:ascii="Avenir Next" w:hAnsi="Avenir Next" w:cs="Avenir Next" w:eastAsia="Avenir Next"/>
-                      <w:color w:val="1A1A1A"/>
-                      <w:sz w:val="19"/>
-                      <w:szCs w:val="19"/>
-                    </w:rPr>
                     <w:tab/>
                   </w:r>
                   <w:r>
                     <w:rPr>
                       <w:rFonts w:ascii="Avenir Next" w:hAnsi="Avenir Next" w:cs="Avenir Next" w:eastAsia="Avenir Next"/>
                       <w:color w:val="1A1A1A"/>
-                      <w:sz w:val="19"/>
+                      <w:sz w:val="22"/>
                       <w:szCs w:val="19"/>
                     </w:rPr>
                     <w:t xml:space="preserve">multiply both sides by 5</w:t>
@@ -2620,25 +2621,25 @@
                       <w:rFonts w:ascii="Avenir Next" w:hAnsi="Avenir Next" w:cs="Avenir Next" w:eastAsia="Avenir Next"/>
                       <w:b/>
                       <w:color w:val="003A70"/>
+                      <w:sz w:val="22"/>
+                      <w:szCs w:val="19"/>
+                    </w:rPr>
+                    <w:t xml:space="preserve">C</w:t>
+                  </w:r>
+                  <w:r>
+                    <w:rPr>
+                      <w:rFonts w:ascii="Avenir Next" w:hAnsi="Avenir Next" w:cs="Avenir Next" w:eastAsia="Avenir Next"/>
+                      <w:color w:val="1A1A1A"/>
                       <w:sz w:val="19"/>
                       <w:szCs w:val="19"/>
                     </w:rPr>
-                    <w:t xml:space="preserve">C</w:t>
-                  </w:r>
-                  <w:r>
-                    <w:rPr>
-                      <w:rFonts w:ascii="Avenir Next" w:hAnsi="Avenir Next" w:cs="Avenir Next" w:eastAsia="Avenir Next"/>
-                      <w:color w:val="1A1A1A"/>
-                      <w:sz w:val="19"/>
-                      <w:szCs w:val="19"/>
-                    </w:rPr>
                     <w:tab/>
                   </w:r>
                   <w:r>
                     <w:rPr>
                       <w:rFonts w:ascii="Avenir Next" w:hAnsi="Avenir Next" w:cs="Avenir Next" w:eastAsia="Avenir Next"/>
                       <w:color w:val="1A1A1A"/>
-                      <w:sz w:val="19"/>
+                      <w:sz w:val="22"/>
                       <w:szCs w:val="19"/>
                     </w:rPr>
                     <w:t xml:space="preserve">subtract 5 from both sides</w:t>
@@ -2663,25 +2664,25 @@
                       <w:rFonts w:ascii="Avenir Next" w:hAnsi="Avenir Next" w:cs="Avenir Next" w:eastAsia="Avenir Next"/>
                       <w:b/>
                       <w:color w:val="003A70"/>
+                      <w:sz w:val="22"/>
+                      <w:szCs w:val="19"/>
+                    </w:rPr>
+                    <w:t xml:space="preserve">D</w:t>
+                  </w:r>
+                  <w:r>
+                    <w:rPr>
+                      <w:rFonts w:ascii="Avenir Next" w:hAnsi="Avenir Next" w:cs="Avenir Next" w:eastAsia="Avenir Next"/>
+                      <w:color w:val="1A1A1A"/>
                       <w:sz w:val="19"/>
                       <w:szCs w:val="19"/>
                     </w:rPr>
-                    <w:t xml:space="preserve">D</w:t>
-                  </w:r>
-                  <w:r>
-                    <w:rPr>
-                      <w:rFonts w:ascii="Avenir Next" w:hAnsi="Avenir Next" w:cs="Avenir Next" w:eastAsia="Avenir Next"/>
-                      <w:color w:val="1A1A1A"/>
-                      <w:sz w:val="19"/>
-                      <w:szCs w:val="19"/>
-                    </w:rPr>
                     <w:tab/>
                   </w:r>
                   <w:r>
                     <w:rPr>
                       <w:rFonts w:ascii="Avenir Next" w:hAnsi="Avenir Next" w:cs="Avenir Next" w:eastAsia="Avenir Next"/>
                       <w:color w:val="1A1A1A"/>
-                      <w:sz w:val="19"/>
+                      <w:sz w:val="22"/>
                       <w:szCs w:val="19"/>
                     </w:rPr>
                     <w:t xml:space="preserve">add 5 to both sides</w:t>
@@ -2731,7 +2732,7 @@
         <w:rPr>
           <w:rFonts w:ascii="Avenir Next" w:hAnsi="Avenir Next" w:cs="Avenir Next" w:eastAsia="Avenir Next"/>
           <w:color w:val="1A1A1A"/>
-          <w:sz w:val="17"/>
+          <w:sz w:val="22"/>
           <w:szCs w:val="17"/>
         </w:rPr>
         <w:t xml:space="preserve">  I got it</w:t>
@@ -2749,7 +2750,7 @@
         <w:rPr>
           <w:rFonts w:ascii="Avenir Next" w:hAnsi="Avenir Next" w:cs="Avenir Next" w:eastAsia="Avenir Next"/>
           <w:color w:val="1A1A1A"/>
-          <w:sz w:val="17"/>
+          <w:sz w:val="22"/>
           <w:szCs w:val="17"/>
         </w:rPr>
         <w:t xml:space="preserve">  Almost</w:t>
@@ -2767,7 +2768,7 @@
         <w:rPr>
           <w:rFonts w:ascii="Avenir Next" w:hAnsi="Avenir Next" w:cs="Avenir Next" w:eastAsia="Avenir Next"/>
           <w:color w:val="1A1A1A"/>
-          <w:sz w:val="17"/>
+          <w:sz w:val="22"/>
           <w:szCs w:val="17"/>
         </w:rPr>
         <w:t xml:space="preserve">  I need help</w:t>
@@ -2824,7 +2825,7 @@
         <w:rPr>
           <w:rFonts w:ascii="Avenir Next" w:hAnsi="Avenir Next" w:cs="Avenir Next" w:eastAsia="Avenir Next"/>
           <w:color w:val="1A1A1A"/>
-          <w:sz w:val="18"/>
+          <w:sz w:val="22"/>
           <w:szCs w:val="18"/>
         </w:rPr>
         <w:t xml:space="preserve">Name</w:t>
@@ -2909,25 +2910,25 @@
                 <w:rFonts w:ascii="Avenir Next" w:hAnsi="Avenir Next" w:cs="Avenir Next" w:eastAsia="Avenir Next"/>
                 <w:b/>
                 <w:color w:val="1A1A1A"/>
+                <w:sz w:val="22"/>
+                <w:szCs w:val="20"/>
+              </w:rPr>
+              <w:t xml:space="preserve">1.</w:t>
+            </w:r>
+            <w:r>
+              <w:rPr>
+                <w:rFonts w:ascii="Avenir Next" w:hAnsi="Avenir Next" w:cs="Avenir Next" w:eastAsia="Avenir Next"/>
+                <w:color w:val="1A1A1A"/>
                 <w:sz w:val="20"/>
                 <w:szCs w:val="20"/>
               </w:rPr>
-              <w:t xml:space="preserve">1.</w:t>
-            </w:r>
-            <w:r>
-              <w:rPr>
-                <w:rFonts w:ascii="Avenir Next" w:hAnsi="Avenir Next" w:cs="Avenir Next" w:eastAsia="Avenir Next"/>
-                <w:color w:val="1A1A1A"/>
-                <w:sz w:val="20"/>
-                <w:szCs w:val="20"/>
-              </w:rPr>
               <w:tab/>
             </w:r>
             <w:r>
               <w:rPr>
                 <w:rFonts w:ascii="Avenir Next" w:hAnsi="Avenir Next" w:cs="Avenir Next" w:eastAsia="Avenir Next"/>
                 <w:color w:val="1A1A1A"/>
-                <w:sz w:val="20"/>
+                <w:sz w:val="22"/>
                 <w:szCs w:val="20"/>
               </w:rPr>
               <w:t xml:space="preserve">Solve each equation.</w:t>
@@ -2982,18 +2983,18 @@
                       <w:rFonts w:ascii="Avenir Next" w:hAnsi="Avenir Next" w:cs="Avenir Next" w:eastAsia="Avenir Next"/>
                       <w:b/>
                       <w:color w:val="003A70"/>
+                      <w:sz w:val="22"/>
+                      <w:szCs w:val="20"/>
+                    </w:rPr>
+                    <w:t xml:space="preserve">a.</w:t>
+                  </w:r>
+                  <w:r>
+                    <w:rPr>
+                      <w:rFonts w:ascii="Avenir Next" w:hAnsi="Avenir Next" w:cs="Avenir Next" w:eastAsia="Avenir Next"/>
+                      <w:color w:val="1A1A1A"/>
                       <w:sz w:val="20"/>
                       <w:szCs w:val="20"/>
                     </w:rPr>
-                    <w:t xml:space="preserve">a.</w:t>
-                  </w:r>
-                  <w:r>
-                    <w:rPr>
-                      <w:rFonts w:ascii="Avenir Next" w:hAnsi="Avenir Next" w:cs="Avenir Next" w:eastAsia="Avenir Next"/>
-                      <w:color w:val="1A1A1A"/>
-                      <w:sz w:val="20"/>
-                      <w:szCs w:val="20"/>
-                    </w:rPr>
                     <w:tab/>
                   </w:r>
                   <w:r>
@@ -3001,7 +3002,7 @@
                       <w:rFonts w:ascii="Avenir Next" w:hAnsi="Avenir Next" w:cs="Avenir Next" w:eastAsia="Avenir Next"/>
                       <w:i/>
                       <w:color w:val="1A1A1A"/>
-                      <w:sz w:val="20"/>
+                      <w:sz w:val="22"/>
                       <w:szCs w:val="20"/>
                     </w:rPr>
                     <w:t xml:space="preserve">n</w:t>
@@ -3010,7 +3011,7 @@
                     <w:rPr>
                       <w:rFonts w:ascii="Avenir Next" w:hAnsi="Avenir Next" w:cs="Avenir Next" w:eastAsia="Avenir Next"/>
                       <w:color w:val="1A1A1A"/>
-                      <w:sz w:val="20"/>
+                      <w:sz w:val="22"/>
                       <w:szCs w:val="20"/>
                     </w:rPr>
                     <w:t xml:space="preserve"> ÷ 6 = 8</w:t>
@@ -3054,18 +3055,18 @@
                       <w:rFonts w:ascii="Avenir Next" w:hAnsi="Avenir Next" w:cs="Avenir Next" w:eastAsia="Avenir Next"/>
                       <w:b/>
                       <w:color w:val="003A70"/>
+                      <w:sz w:val="22"/>
+                      <w:szCs w:val="20"/>
+                    </w:rPr>
+                    <w:t xml:space="preserve">b.</w:t>
+                  </w:r>
+                  <w:r>
+                    <w:rPr>
+                      <w:rFonts w:ascii="Avenir Next" w:hAnsi="Avenir Next" w:cs="Avenir Next" w:eastAsia="Avenir Next"/>
+                      <w:color w:val="1A1A1A"/>
                       <w:sz w:val="20"/>
                       <w:szCs w:val="20"/>
                     </w:rPr>
-                    <w:t xml:space="preserve">b.</w:t>
-                  </w:r>
-                  <w:r>
-                    <w:rPr>
-                      <w:rFonts w:ascii="Avenir Next" w:hAnsi="Avenir Next" w:cs="Avenir Next" w:eastAsia="Avenir Next"/>
-                      <w:color w:val="1A1A1A"/>
-                      <w:sz w:val="20"/>
-                      <w:szCs w:val="20"/>
-                    </w:rPr>
                     <w:tab/>
                   </w:r>
                   <w:r>
@@ -3073,7 +3074,7 @@
                       <w:rFonts w:ascii="Avenir Next" w:hAnsi="Avenir Next" w:cs="Avenir Next" w:eastAsia="Avenir Next"/>
                       <w:i/>
                       <w:color w:val="1A1A1A"/>
-                      <w:sz w:val="20"/>
+                      <w:sz w:val="22"/>
                       <w:szCs w:val="20"/>
                     </w:rPr>
                     <w:t xml:space="preserve">k</w:t>
@@ -3082,7 +3083,7 @@
                     <w:rPr>
                       <w:rFonts w:ascii="Avenir Next" w:hAnsi="Avenir Next" w:cs="Avenir Next" w:eastAsia="Avenir Next"/>
                       <w:color w:val="1A1A1A"/>
-                      <w:sz w:val="20"/>
+                      <w:sz w:val="22"/>
                       <w:szCs w:val="20"/>
                     </w:rPr>
                     <w:t xml:space="preserve"> ÷ 4 = 2.5</w:t>
@@ -3175,25 +3176,25 @@
                 <w:rFonts w:ascii="Avenir Next" w:hAnsi="Avenir Next" w:cs="Avenir Next" w:eastAsia="Avenir Next"/>
                 <w:b/>
                 <w:color w:val="1A1A1A"/>
+                <w:sz w:val="22"/>
+                <w:szCs w:val="20"/>
+              </w:rPr>
+              <w:t xml:space="preserve">2.</w:t>
+            </w:r>
+            <w:r>
+              <w:rPr>
+                <w:rFonts w:ascii="Avenir Next" w:hAnsi="Avenir Next" w:cs="Avenir Next" w:eastAsia="Avenir Next"/>
+                <w:color w:val="1A1A1A"/>
                 <w:sz w:val="20"/>
                 <w:szCs w:val="20"/>
               </w:rPr>
-              <w:t xml:space="preserve">2.</w:t>
-            </w:r>
-            <w:r>
-              <w:rPr>
-                <w:rFonts w:ascii="Avenir Next" w:hAnsi="Avenir Next" w:cs="Avenir Next" w:eastAsia="Avenir Next"/>
-                <w:color w:val="1A1A1A"/>
-                <w:sz w:val="20"/>
-                <w:szCs w:val="20"/>
-              </w:rPr>
               <w:tab/>
             </w:r>
             <w:r>
               <w:rPr>
                 <w:rFonts w:ascii="Avenir Next" w:hAnsi="Avenir Next" w:cs="Avenir Next" w:eastAsia="Avenir Next"/>
                 <w:color w:val="1A1A1A"/>
-                <w:sz w:val="20"/>
+                <w:sz w:val="22"/>
                 <w:szCs w:val="20"/>
               </w:rPr>
               <w:t xml:space="preserve">A rope is cut into 5 equal pieces. Each piece is 3.5 m long. Write and solve a division equation for </w:t>
@@ -3203,7 +3204,7 @@
                 <w:rFonts w:ascii="Avenir Next" w:hAnsi="Avenir Next" w:cs="Avenir Next" w:eastAsia="Avenir Next"/>
                 <w:i/>
                 <w:color w:val="1A1A1A"/>
-                <w:sz w:val="20"/>
+                <w:sz w:val="22"/>
                 <w:szCs w:val="20"/>
               </w:rPr>
               <w:t xml:space="preserve">r</w:t>
@@ -3212,7 +3213,7 @@
               <w:rPr>
                 <w:rFonts w:ascii="Avenir Next" w:hAnsi="Avenir Next" w:cs="Avenir Next" w:eastAsia="Avenir Next"/>
                 <w:color w:val="1A1A1A"/>
-                <w:sz w:val="20"/>
+                <w:sz w:val="22"/>
                 <w:szCs w:val="20"/>
               </w:rPr>
               <w:t xml:space="preserve">, the whole rope.</w:t>
@@ -3289,7 +3290,7 @@
                 <w:rFonts w:ascii="Avenir Next" w:hAnsi="Avenir Next" w:cs="Avenir Next" w:eastAsia="Avenir Next"/>
                 <w:b/>
                 <w:color w:val="1A1A1A"/>
-                <w:sz w:val="18"/>
+                <w:sz w:val="22"/>
                 <w:szCs w:val="18"/>
               </w:rPr>
               <w:t xml:space="preserve">Equation; r</w:t>
@@ -3364,25 +3365,25 @@
                 <w:rFonts w:ascii="Avenir Next" w:hAnsi="Avenir Next" w:cs="Avenir Next" w:eastAsia="Avenir Next"/>
                 <w:b/>
                 <w:color w:val="1A1A1A"/>
+                <w:sz w:val="22"/>
+                <w:szCs w:val="20"/>
+              </w:rPr>
+              <w:t xml:space="preserve">3.</w:t>
+            </w:r>
+            <w:r>
+              <w:rPr>
+                <w:rFonts w:ascii="Avenir Next" w:hAnsi="Avenir Next" w:cs="Avenir Next" w:eastAsia="Avenir Next"/>
+                <w:color w:val="1A1A1A"/>
                 <w:sz w:val="20"/>
                 <w:szCs w:val="20"/>
               </w:rPr>
-              <w:t xml:space="preserve">3.</w:t>
-            </w:r>
-            <w:r>
-              <w:rPr>
-                <w:rFonts w:ascii="Avenir Next" w:hAnsi="Avenir Next" w:cs="Avenir Next" w:eastAsia="Avenir Next"/>
-                <w:color w:val="1A1A1A"/>
-                <w:sz w:val="20"/>
-                <w:szCs w:val="20"/>
-              </w:rPr>
               <w:tab/>
             </w:r>
             <w:r>
               <w:rPr>
                 <w:rFonts w:ascii="Avenir Next" w:hAnsi="Avenir Next" w:cs="Avenir Next" w:eastAsia="Avenir Next"/>
                 <w:color w:val="1A1A1A"/>
-                <w:sz w:val="20"/>
+                <w:sz w:val="22"/>
                 <w:szCs w:val="20"/>
               </w:rPr>
               <w:t xml:space="preserve">Which step solves </w:t>
@@ -3392,7 +3393,7 @@
                 <w:rFonts w:ascii="Avenir Next" w:hAnsi="Avenir Next" w:cs="Avenir Next" w:eastAsia="Avenir Next"/>
                 <w:i/>
                 <w:color w:val="1A1A1A"/>
-                <w:sz w:val="20"/>
+                <w:sz w:val="22"/>
                 <w:szCs w:val="20"/>
               </w:rPr>
               <w:t xml:space="preserve">h</w:t>
@@ -3401,7 +3402,7 @@
               <w:rPr>
                 <w:rFonts w:ascii="Avenir Next" w:hAnsi="Avenir Next" w:cs="Avenir Next" w:eastAsia="Avenir Next"/>
                 <w:color w:val="1A1A1A"/>
-                <w:sz w:val="20"/>
+                <w:sz w:val="22"/>
                 <w:szCs w:val="20"/>
               </w:rPr>
               <w:t xml:space="preserve"> ÷ 5 = 20?</w:t>
@@ -3455,25 +3456,25 @@
                       <w:rFonts w:ascii="Avenir Next" w:hAnsi="Avenir Next" w:cs="Avenir Next" w:eastAsia="Avenir Next"/>
                       <w:b/>
                       <w:color w:val="003A70"/>
+                      <w:sz w:val="22"/>
+                      <w:szCs w:val="19"/>
+                    </w:rPr>
+                    <w:t xml:space="preserve">A</w:t>
+                  </w:r>
+                  <w:r>
+                    <w:rPr>
+                      <w:rFonts w:ascii="Avenir Next" w:hAnsi="Avenir Next" w:cs="Avenir Next" w:eastAsia="Avenir Next"/>
+                      <w:color w:val="1A1A1A"/>
                       <w:sz w:val="19"/>
                       <w:szCs w:val="19"/>
                     </w:rPr>
-                    <w:t xml:space="preserve">A</w:t>
-                  </w:r>
-                  <w:r>
-                    <w:rPr>
-                      <w:rFonts w:ascii="Avenir Next" w:hAnsi="Avenir Next" w:cs="Avenir Next" w:eastAsia="Avenir Next"/>
-                      <w:color w:val="1A1A1A"/>
-                      <w:sz w:val="19"/>
-                      <w:szCs w:val="19"/>
-                    </w:rPr>
                     <w:tab/>
                   </w:r>
                   <w:r>
                     <w:rPr>
                       <w:rFonts w:ascii="Avenir Next" w:hAnsi="Avenir Next" w:cs="Avenir Next" w:eastAsia="Avenir Next"/>
                       <w:color w:val="1A1A1A"/>
-                      <w:sz w:val="19"/>
+                      <w:sz w:val="22"/>
                       <w:szCs w:val="19"/>
                     </w:rPr>
                     <w:t xml:space="preserve">divide both sides by 5</w:t>
@@ -3498,25 +3499,25 @@
                       <w:rFonts w:ascii="Avenir Next" w:hAnsi="Avenir Next" w:cs="Avenir Next" w:eastAsia="Avenir Next"/>
                       <w:b/>
                       <w:color w:val="003A70"/>
+                      <w:sz w:val="22"/>
+                      <w:szCs w:val="19"/>
+                    </w:rPr>
+                    <w:t xml:space="preserve">B</w:t>
+                  </w:r>
+                  <w:r>
+                    <w:rPr>
+                      <w:rFonts w:ascii="Avenir Next" w:hAnsi="Avenir Next" w:cs="Avenir Next" w:eastAsia="Avenir Next"/>
+                      <w:color w:val="1A1A1A"/>
                       <w:sz w:val="19"/>
                       <w:szCs w:val="19"/>
                     </w:rPr>
-                    <w:t xml:space="preserve">B</w:t>
-                  </w:r>
-                  <w:r>
-                    <w:rPr>
-                      <w:rFonts w:ascii="Avenir Next" w:hAnsi="Avenir Next" w:cs="Avenir Next" w:eastAsia="Avenir Next"/>
-                      <w:color w:val="1A1A1A"/>
-                      <w:sz w:val="19"/>
-                      <w:szCs w:val="19"/>
-                    </w:rPr>
                     <w:tab/>
                   </w:r>
                   <w:r>
                     <w:rPr>
                       <w:rFonts w:ascii="Avenir Next" w:hAnsi="Avenir Next" w:cs="Avenir Next" w:eastAsia="Avenir Next"/>
                       <w:color w:val="1A1A1A"/>
-                      <w:sz w:val="19"/>
+                      <w:sz w:val="22"/>
                       <w:szCs w:val="19"/>
                     </w:rPr>
                     <w:t xml:space="preserve">multiply both sides by 5</w:t>
@@ -3546,25 +3547,25 @@
                       <w:rFonts w:ascii="Avenir Next" w:hAnsi="Avenir Next" w:cs="Avenir Next" w:eastAsia="Avenir Next"/>
                       <w:b/>
                       <w:color w:val="003A70"/>
+                      <w:sz w:val="22"/>
+                      <w:szCs w:val="19"/>
+                    </w:rPr>
+                    <w:t xml:space="preserve">C</w:t>
+                  </w:r>
+                  <w:r>
+                    <w:rPr>
+                      <w:rFonts w:ascii="Avenir Next" w:hAnsi="Avenir Next" w:cs="Avenir Next" w:eastAsia="Avenir Next"/>
+                      <w:color w:val="1A1A1A"/>
                       <w:sz w:val="19"/>
                       <w:szCs w:val="19"/>
                     </w:rPr>
-                    <w:t xml:space="preserve">C</w:t>
-                  </w:r>
-                  <w:r>
-                    <w:rPr>
-                      <w:rFonts w:ascii="Avenir Next" w:hAnsi="Avenir Next" w:cs="Avenir Next" w:eastAsia="Avenir Next"/>
-                      <w:color w:val="1A1A1A"/>
-                      <w:sz w:val="19"/>
-                      <w:szCs w:val="19"/>
-                    </w:rPr>
                     <w:tab/>
                   </w:r>
                   <w:r>
                     <w:rPr>
                       <w:rFonts w:ascii="Avenir Next" w:hAnsi="Avenir Next" w:cs="Avenir Next" w:eastAsia="Avenir Next"/>
                       <w:color w:val="1A1A1A"/>
-                      <w:sz w:val="19"/>
+                      <w:sz w:val="22"/>
                       <w:szCs w:val="19"/>
                     </w:rPr>
                     <w:t xml:space="preserve">subtract 5 from both sides</w:t>
@@ -3589,25 +3590,25 @@
                       <w:rFonts w:ascii="Avenir Next" w:hAnsi="Avenir Next" w:cs="Avenir Next" w:eastAsia="Avenir Next"/>
                       <w:b/>
                       <w:color w:val="003A70"/>
+                      <w:sz w:val="22"/>
+                      <w:szCs w:val="19"/>
+                    </w:rPr>
+                    <w:t xml:space="preserve">D</w:t>
+                  </w:r>
+                  <w:r>
+                    <w:rPr>
+                      <w:rFonts w:ascii="Avenir Next" w:hAnsi="Avenir Next" w:cs="Avenir Next" w:eastAsia="Avenir Next"/>
+                      <w:color w:val="1A1A1A"/>
                       <w:sz w:val="19"/>
                       <w:szCs w:val="19"/>
                     </w:rPr>
-                    <w:t xml:space="preserve">D</w:t>
-                  </w:r>
-                  <w:r>
-                    <w:rPr>
-                      <w:rFonts w:ascii="Avenir Next" w:hAnsi="Avenir Next" w:cs="Avenir Next" w:eastAsia="Avenir Next"/>
-                      <w:color w:val="1A1A1A"/>
-                      <w:sz w:val="19"/>
-                      <w:szCs w:val="19"/>
-                    </w:rPr>
                     <w:tab/>
                   </w:r>
                   <w:r>
                     <w:rPr>
                       <w:rFonts w:ascii="Avenir Next" w:hAnsi="Avenir Next" w:cs="Avenir Next" w:eastAsia="Avenir Next"/>
                       <w:color w:val="1A1A1A"/>
-                      <w:sz w:val="19"/>
+                      <w:sz w:val="22"/>
                       <w:szCs w:val="19"/>
                     </w:rPr>
                     <w:t xml:space="preserve">add 5 to both sides</w:t>
@@ -3657,7 +3658,7 @@
         <w:rPr>
           <w:rFonts w:ascii="Avenir Next" w:hAnsi="Avenir Next" w:cs="Avenir Next" w:eastAsia="Avenir Next"/>
           <w:color w:val="1A1A1A"/>
-          <w:sz w:val="17"/>
+          <w:sz w:val="22"/>
           <w:szCs w:val="17"/>
         </w:rPr>
         <w:t xml:space="preserve">  I got it</w:t>
@@ -3675,7 +3676,7 @@
         <w:rPr>
           <w:rFonts w:ascii="Avenir Next" w:hAnsi="Avenir Next" w:cs="Avenir Next" w:eastAsia="Avenir Next"/>
           <w:color w:val="1A1A1A"/>
-          <w:sz w:val="17"/>
+          <w:sz w:val="22"/>
           <w:szCs w:val="17"/>
         </w:rPr>
         <w:t xml:space="preserve">  Almost</w:t>
@@ -3693,7 +3694,7 @@
         <w:rPr>
           <w:rFonts w:ascii="Avenir Next" w:hAnsi="Avenir Next" w:cs="Avenir Next" w:eastAsia="Avenir Next"/>
           <w:color w:val="1A1A1A"/>
-          <w:sz w:val="17"/>
+          <w:sz w:val="22"/>
           <w:szCs w:val="17"/>
         </w:rPr>
         <w:t xml:space="preserve">  I need help</w:t>
@@ -3787,7 +3788,106 @@
               <w:sz w:val="15"/>
               <w:szCs w:val="15"/>
             </w:rPr>
-            <w:t xml:space="preserve">Lesson 8-3  ·  Exit Tickets  ·  two per page</w:t>
+            <w:t xml:space="preserve">8-3 · Page </w:t>
+          </w:r>
+          <w:r>
+            <w:rPr>
+              <w:rFonts w:ascii="Avenir Next" w:hAnsi="Avenir Next" w:cs="Avenir Next" w:eastAsia="Avenir Next"/>
+              <w:color w:val="5A5F66"/>
+              <w:sz w:val="15"/>
+              <w:szCs w:val="15"/>
+            </w:rPr>
+            <w:fldChar w:fldCharType="begin"/>
+          </w:r>
+          <w:r>
+            <w:rPr>
+              <w:rFonts w:ascii="Avenir Next" w:hAnsi="Avenir Next" w:cs="Avenir Next" w:eastAsia="Avenir Next"/>
+              <w:color w:val="5A5F66"/>
+              <w:sz w:val="15"/>
+              <w:szCs w:val="15"/>
+            </w:rPr>
+            <w:instrText xml:space="preserve"> PAGE </w:instrText>
+          </w:r>
+          <w:r>
+            <w:rPr>
+              <w:rFonts w:ascii="Avenir Next" w:hAnsi="Avenir Next" w:cs="Avenir Next" w:eastAsia="Avenir Next"/>
+              <w:color w:val="5A5F66"/>
+              <w:sz w:val="15"/>
+              <w:szCs w:val="15"/>
+            </w:rPr>
+            <w:fldChar w:fldCharType="separate"/>
+          </w:r>
+          <w:r>
+            <w:rPr>
+              <w:rFonts w:ascii="Avenir Next" w:hAnsi="Avenir Next" w:cs="Avenir Next" w:eastAsia="Avenir Next"/>
+              <w:color w:val="5A5F66"/>
+              <w:sz w:val="15"/>
+              <w:szCs w:val="15"/>
+            </w:rPr>
+            <w:t xml:space="preserve">1</w:t>
+          </w:r>
+          <w:r>
+            <w:rPr>
+              <w:rFonts w:ascii="Avenir Next" w:hAnsi="Avenir Next" w:cs="Avenir Next" w:eastAsia="Avenir Next"/>
+              <w:color w:val="5A5F66"/>
+              <w:sz w:val="15"/>
+              <w:szCs w:val="15"/>
+            </w:rPr>
+            <w:fldChar w:fldCharType="end"/>
+          </w:r>
+          <w:r>
+            <w:rPr>
+              <w:rFonts w:ascii="Avenir Next" w:hAnsi="Avenir Next" w:cs="Avenir Next" w:eastAsia="Avenir Next"/>
+              <w:color w:val="5A5F66"/>
+              <w:sz w:val="15"/>
+              <w:szCs w:val="15"/>
+            </w:rPr>
+            <w:t xml:space="preserve"> of </w:t>
+          </w:r>
+          <w:r>
+            <w:rPr>
+              <w:rFonts w:ascii="Avenir Next" w:hAnsi="Avenir Next" w:cs="Avenir Next" w:eastAsia="Avenir Next"/>
+              <w:color w:val="5A5F66"/>
+              <w:sz w:val="15"/>
+              <w:szCs w:val="15"/>
+            </w:rPr>
+            <w:fldChar w:fldCharType="begin"/>
+          </w:r>
+          <w:r>
+            <w:rPr>
+              <w:rFonts w:ascii="Avenir Next" w:hAnsi="Avenir Next" w:cs="Avenir Next" w:eastAsia="Avenir Next"/>
+              <w:color w:val="5A5F66"/>
+              <w:sz w:val="15"/>
+              <w:szCs w:val="15"/>
+            </w:rPr>
+            <w:instrText xml:space="preserve"> NUMPAGES </w:instrText>
+          </w:r>
+          <w:r>
+            <w:rPr>
+              <w:rFonts w:ascii="Avenir Next" w:hAnsi="Avenir Next" w:cs="Avenir Next" w:eastAsia="Avenir Next"/>
+              <w:color w:val="5A5F66"/>
+              <w:sz w:val="15"/>
+              <w:szCs w:val="15"/>
+            </w:rPr>
+            <w:fldChar w:fldCharType="separate"/>
+          </w:r>
+          <w:r>
+            <w:rPr>
+              <w:rFonts w:ascii="Avenir Next" w:hAnsi="Avenir Next" w:cs="Avenir Next" w:eastAsia="Avenir Next"/>
+              <w:color w:val="5A5F66"/>
+              <w:sz w:val="15"/>
+              <w:szCs w:val="15"/>
+            </w:rPr>
+            <w:t xml:space="preserve">1</w:t>
+          </w:r>
+          <w:r>
+            <w:rPr>
+              <w:rFonts w:ascii="Avenir Next" w:hAnsi="Avenir Next" w:cs="Avenir Next" w:eastAsia="Avenir Next"/>
+              <w:color w:val="5A5F66"/>
+              <w:sz w:val="15"/>
+              <w:szCs w:val="15"/>
+            </w:rPr>
+            <w:fldChar w:fldCharType="end"/>
           </w:r>
         </w:p>
       </w:tc>
@@ -3830,5 +3930,23 @@
       </w:tblCellMar>
     </w:tblPr>
   </w:style>
+  <w:style w:type="paragraph" w:styleId="Heading1">
+    <w:name w:val="heading 1"/>
+    <w:basedOn w:val="Normal"/>
+    <w:pPr>
+      <w:outlineLvl w:val="0"/>
+      <w:keepNext w:val="0"/>
+      <w:keepLines w:val="0"/>
+    </w:pPr>
+  </w:style>
+  <w:style w:type="paragraph" w:styleId="Heading2">
+    <w:name w:val="heading 2"/>
+    <w:basedOn w:val="Normal"/>
+    <w:pPr>
+      <w:outlineLvl w:val="1"/>
+      <w:keepNext w:val="0"/>
+      <w:keepLines w:val="0"/>
+    </w:pPr>
+  </w:style>
 </w:styles>
 </file>